--- a/p12/Algoritmia Sesion1.2.docx
+++ b/p12/Algoritmia Sesion1.2.docx
@@ -2905,11 +2905,16 @@
         <w:t>dad</w:t>
       </w:r>
       <w:r>
-        <w:t xml:space="preserve"> O</w:t>
+        <w:t xml:space="preserve"> </w:t>
+      </w:r>
+      <w:proofErr w:type="gramStart"/>
+      <w:r>
+        <w:t>O</w:t>
       </w:r>
       <w:r>
         <w:t>(</w:t>
       </w:r>
+      <w:proofErr w:type="gramEnd"/>
       <w:r>
         <w:t>n</w:t>
       </w:r>
@@ -5090,9 +5095,11 @@
       <w:r>
         <w:t xml:space="preserve">Bucle5: </w:t>
       </w:r>
+      <w:proofErr w:type="gramStart"/>
       <w:r>
         <w:t>O(</w:t>
       </w:r>
+      <w:proofErr w:type="gramEnd"/>
       <w:r>
         <w:t>n*2 log^2 n</w:t>
       </w:r>
@@ -5108,8 +5115,13 @@
         <w:t>Bucle6:</w:t>
       </w:r>
       <w:r>
-        <w:t xml:space="preserve"> O(</w:t>
-      </w:r>
+        <w:t xml:space="preserve"> </w:t>
+      </w:r>
+      <w:proofErr w:type="gramStart"/>
+      <w:r>
+        <w:t>O(</w:t>
+      </w:r>
+      <w:proofErr w:type="gramEnd"/>
       <w:r>
         <w:t>n^3 log n</w:t>
       </w:r>
